--- a/pr-preview/pr-100/vignettes/quarto_vignette.docx
+++ b/pr-preview/pr-100/vignettes/quarto_vignette.docx
@@ -33,7 +33,7 @@
         <w:pStyle w:val="Heading2"/>
       </w:pPr>
       <w:r>
-        <w:t xml:space="preserve">Introduction</w:t>
+        <w:t xml:space="preserve">1 Introduction</w:t>
       </w:r>
     </w:p>
     <w:p>
@@ -60,7 +60,7 @@
         <w:pStyle w:val="Heading2"/>
       </w:pPr>
       <w:r>
-        <w:t xml:space="preserve">Why Use Quarto?</w:t>
+        <w:t xml:space="preserve">2 Why Use Quarto?</w:t>
       </w:r>
     </w:p>
     <w:p>
@@ -169,7 +169,7 @@
         <w:pStyle w:val="Heading2"/>
       </w:pPr>
       <w:r>
-        <w:t xml:space="preserve">Basic Example</w:t>
+        <w:t xml:space="preserve">3 Basic Example</w:t>
       </w:r>
     </w:p>
     <w:p>
@@ -390,7 +390,7 @@
         <w:pStyle w:val="Heading2"/>
       </w:pPr>
       <w:r>
-        <w:t xml:space="preserve">Quarto Features</w:t>
+        <w:t xml:space="preserve">4 Quarto Features</w:t>
       </w:r>
     </w:p>
     <w:bookmarkStart w:id="29" w:name="callouts"/>
@@ -399,7 +399,7 @@
         <w:pStyle w:val="Heading3"/>
       </w:pPr>
       <w:r>
-        <w:t xml:space="preserve">Callouts</w:t>
+        <w:t xml:space="preserve">4.1 Callouts</w:t>
       </w:r>
     </w:p>
     <w:tbl>
@@ -649,7 +649,7 @@
         <w:pStyle w:val="Heading3"/>
       </w:pPr>
       <w:r>
-        <w:t xml:space="preserve">Code Chunks with Modern Syntax</w:t>
+        <w:t xml:space="preserve">4.2 Code Chunks with Modern Syntax</w:t>
       </w:r>
     </w:p>
     <w:p>
@@ -953,7 +953,7 @@
         <w:pStyle w:val="Heading2"/>
       </w:pPr>
       <w:r>
-        <w:t xml:space="preserve">Equations</w:t>
+        <w:t xml:space="preserve">5 Equations</w:t>
       </w:r>
     </w:p>
     <w:p>
@@ -1100,7 +1100,7 @@
         <w:pStyle w:val="Heading2"/>
       </w:pPr>
       <w:r>
-        <w:t xml:space="preserve">Tables</w:t>
+        <w:t xml:space="preserve">6 Tables</w:t>
       </w:r>
     </w:p>
     <w:tbl>
@@ -1353,7 +1353,7 @@
         <w:pStyle w:val="Heading2"/>
       </w:pPr>
       <w:r>
-        <w:t xml:space="preserve">Summary</w:t>
+        <w:t xml:space="preserve">7 Summary</w:t>
       </w:r>
     </w:p>
     <w:p>
@@ -1371,7 +1371,7 @@
         <w:pStyle w:val="Heading2"/>
       </w:pPr>
       <w:r>
-        <w:t xml:space="preserve">References</w:t>
+        <w:t xml:space="preserve">8 References</w:t>
       </w:r>
     </w:p>
     <w:p>

--- a/pr-preview/pr-100/vignettes/quarto_vignette.docx
+++ b/pr-preview/pr-100/vignettes/quarto_vignette.docx
@@ -27,7 +27,7 @@
         <w:t xml:space="preserve">(rpt)</w:t>
       </w:r>
     </w:p>
-    <w:bookmarkStart w:id="20" w:name="introduction"/>
+    <w:bookmarkStart w:id="9" w:name="introduction"/>
     <w:p>
       <w:pPr>
         <w:pStyle w:val="Heading2"/>
@@ -53,8 +53,8 @@
         <w:t xml:space="preserve">) files as vignettes in R packages. Quarto is the next-generation version of R Markdown, offering enhanced features and better integration with multiple programming languages.</w:t>
       </w:r>
     </w:p>
-    <w:bookmarkEnd w:id="20"/>
-    <w:bookmarkStart w:id="21" w:name="why-use-quarto"/>
+    <w:bookmarkEnd w:id="9"/>
+    <w:bookmarkStart w:id="10" w:name="why-use-quarto"/>
     <w:p>
       <w:pPr>
         <w:pStyle w:val="Heading2"/>
@@ -162,8 +162,8 @@
         <w:t xml:space="preserve">: Improved website and book publishing capabilities</w:t>
       </w:r>
     </w:p>
-    <w:bookmarkEnd w:id="21"/>
-    <w:bookmarkStart w:id="22" w:name="basic-example"/>
+    <w:bookmarkEnd w:id="10"/>
+    <w:bookmarkStart w:id="11" w:name="basic-example"/>
     <w:p>
       <w:pPr>
         <w:pStyle w:val="Heading2"/>
@@ -383,8 +383,8 @@
         <w:t xml:space="preserve">#&gt; [1] 4.5</w:t>
       </w:r>
     </w:p>
-    <w:bookmarkEnd w:id="22"/>
-    <w:bookmarkStart w:id="35" w:name="quarto-features"/>
+    <w:bookmarkEnd w:id="11"/>
+    <w:bookmarkStart w:id="24" w:name="quarto-features"/>
     <w:p>
       <w:pPr>
         <w:pStyle w:val="Heading2"/>
@@ -393,7 +393,7 @@
         <w:t xml:space="preserve">4 Quarto Features</w:t>
       </w:r>
     </w:p>
-    <w:bookmarkStart w:id="29" w:name="callouts"/>
+    <w:bookmarkStart w:id="18" w:name="callouts"/>
     <w:p>
       <w:pPr>
         <w:pStyle w:val="Heading3"/>
@@ -443,18 +443,18 @@
                 <wp:inline>
                   <wp:extent cx="152400" cy="152400"/>
                   <wp:effectExtent b="0" l="0" r="0" t="0"/>
-                  <wp:docPr descr="" title="" id="24" name="Picture"/>
+                  <wp:docPr descr="" title="" id="13" name="Picture"/>
                   <a:graphic>
                     <a:graphicData uri="http://schemas.openxmlformats.org/drawingml/2006/picture">
                       <pic:pic>
                         <pic:nvPicPr>
-                          <pic:cNvPr descr="/opt/quarto/share/formats/docx/note.png" id="25" name="Picture"/>
+                          <pic:cNvPr descr="/opt/quarto/share/formats/docx/note.png" id="14" name="Picture"/>
                           <pic:cNvPicPr>
                             <a:picLocks noChangeArrowheads="1" noChangeAspect="1"/>
                           </pic:cNvPicPr>
                         </pic:nvPicPr>
                         <pic:blipFill>
-                          <a:blip r:embed="rId23"/>
+                          <a:blip r:embed="rId12"/>
                           <a:stretch>
                             <a:fillRect/>
                           </a:stretch>
@@ -567,18 +567,18 @@
                 <wp:inline>
                   <wp:extent cx="152400" cy="152400"/>
                   <wp:effectExtent b="0" l="0" r="0" t="0"/>
-                  <wp:docPr descr="" title="" id="27" name="Picture"/>
+                  <wp:docPr descr="" title="" id="16" name="Picture"/>
                   <a:graphic>
                     <a:graphicData uri="http://schemas.openxmlformats.org/drawingml/2006/picture">
                       <pic:pic>
                         <pic:nvPicPr>
-                          <pic:cNvPr descr="/opt/quarto/share/formats/docx/tip.png" id="28" name="Picture"/>
+                          <pic:cNvPr descr="/opt/quarto/share/formats/docx/tip.png" id="17" name="Picture"/>
                           <pic:cNvPicPr>
                             <a:picLocks noChangeArrowheads="1" noChangeAspect="1"/>
                           </pic:cNvPicPr>
                         </pic:nvPicPr>
                         <pic:blipFill>
-                          <a:blip r:embed="rId26"/>
+                          <a:blip r:embed="rId15"/>
                           <a:stretch>
                             <a:fillRect/>
                           </a:stretch>
@@ -642,8 +642,8 @@
         </w:tc>
       </w:tr>
     </w:tbl>
-    <w:bookmarkEnd w:id="29"/>
-    <w:bookmarkStart w:id="34" w:name="code-chunks-with-modern-syntax"/>
+    <w:bookmarkEnd w:id="18"/>
+    <w:bookmarkStart w:id="23" w:name="code-chunks-with-modern-syntax"/>
     <w:p>
       <w:pPr>
         <w:pStyle w:val="Heading3"/>
@@ -879,7 +879,7 @@
       <w:tr>
         <w:tc>
           <w:tcPr/>
-          <w:bookmarkStart w:id="33" w:name="fig-plot"/>
+          <w:bookmarkStart w:id="22" w:name="fig-plot"/>
           <w:p>
             <w:pPr>
               <w:pStyle w:val="Compact"/>
@@ -890,18 +890,18 @@
                 <wp:inline>
                   <wp:extent cx="4620126" cy="3696101"/>
                   <wp:effectExtent b="0" l="0" r="0" t="0"/>
-                  <wp:docPr descr="" title="" id="31" name="Picture"/>
+                  <wp:docPr descr="" title="" id="20" name="Picture"/>
                   <a:graphic>
                     <a:graphicData uri="http://schemas.openxmlformats.org/drawingml/2006/picture">
                       <pic:pic>
                         <pic:nvPicPr>
-                          <pic:cNvPr descr="quarto_vignette_files/figure-docx/fig-plot-1.png" id="32" name="Picture"/>
+                          <pic:cNvPr descr="quarto_vignette_files/figure-docx/fig-plot-1.png" id="21" name="Picture"/>
                           <pic:cNvPicPr>
                             <a:picLocks noChangeArrowheads="1" noChangeAspect="1"/>
                           </pic:cNvPicPr>
                         </pic:nvPicPr>
                         <pic:blipFill>
-                          <a:blip r:embed="rId30"/>
+                          <a:blip r:embed="rId19"/>
                           <a:stretch>
                             <a:fillRect/>
                           </a:stretch>
@@ -941,13 +941,13 @@
               <w:t xml:space="preserve">Figure 1: Example plot showing data distribution</w:t>
             </w:r>
           </w:p>
-          <w:bookmarkEnd w:id="33"/>
+          <w:bookmarkEnd w:id="22"/>
         </w:tc>
       </w:tr>
     </w:tbl>
-    <w:bookmarkEnd w:id="34"/>
-    <w:bookmarkEnd w:id="35"/>
-    <w:bookmarkStart w:id="36" w:name="equations"/>
+    <w:bookmarkEnd w:id="23"/>
+    <w:bookmarkEnd w:id="24"/>
+    <w:bookmarkStart w:id="25" w:name="equations"/>
     <w:p>
       <w:pPr>
         <w:pStyle w:val="Heading2"/>
@@ -1093,8 +1093,8 @@
         </m:oMath>
       </m:oMathPara>
     </w:p>
-    <w:bookmarkEnd w:id="36"/>
-    <w:bookmarkStart w:id="38" w:name="tables"/>
+    <w:bookmarkEnd w:id="25"/>
+    <w:bookmarkStart w:id="27" w:name="tables"/>
     <w:p>
       <w:pPr>
         <w:pStyle w:val="Heading2"/>
@@ -1116,7 +1116,7 @@
       <w:tr>
         <w:tc>
           <w:tcPr/>
-          <w:bookmarkStart w:id="37" w:name="tbl-comparison"/>
+          <w:bookmarkStart w:id="26" w:name="tbl-comparison"/>
           <w:p>
             <w:pPr>
               <w:jc w:val="center"/>
@@ -1341,13 +1341,13 @@
               </w:tc>
             </w:tr>
           </w:tbl>
-          <w:bookmarkEnd w:id="37"/>
+          <w:bookmarkEnd w:id="26"/>
           <w:p/>
         </w:tc>
       </w:tr>
     </w:tbl>
-    <w:bookmarkEnd w:id="38"/>
-    <w:bookmarkStart w:id="39" w:name="summary"/>
+    <w:bookmarkEnd w:id="27"/>
+    <w:bookmarkStart w:id="28" w:name="summary"/>
     <w:p>
       <w:pPr>
         <w:pStyle w:val="Heading2"/>
@@ -1364,8 +1364,8 @@
         <w:t xml:space="preserve">Quarto vignettes provide a modern, feature-rich way to document R packages. They integrate seamlessly with documentation systems and offer enhanced capabilities for technical documentation.</w:t>
       </w:r>
     </w:p>
-    <w:bookmarkEnd w:id="39"/>
-    <w:bookmarkStart w:id="47" w:name="references"/>
+    <w:bookmarkEnd w:id="28"/>
+    <w:bookmarkStart w:id="36" w:name="references"/>
     <w:p>
       <w:pPr>
         <w:pStyle w:val="Heading2"/>
@@ -1390,7 +1390,7 @@
           <w:numId w:val="1002"/>
         </w:numPr>
       </w:pPr>
-      <w:hyperlink r:id="rId40">
+      <w:hyperlink r:id="rId29">
         <w:r>
           <w:rPr>
             <w:rStyle w:val="Hyperlink"/>
@@ -1407,7 +1407,7 @@
           <w:numId w:val="1002"/>
         </w:numPr>
       </w:pPr>
-      <w:hyperlink r:id="rId41">
+      <w:hyperlink r:id="rId30">
         <w:r>
           <w:rPr>
             <w:rStyle w:val="Hyperlink"/>
@@ -1440,8 +1440,8 @@
         <w:t xml:space="preserve">UCD-SERG (2024)</w:t>
       </w:r>
     </w:p>
-    <w:bookmarkStart w:id="46" w:name="refs"/>
-    <w:bookmarkStart w:id="43" w:name="ref-R-base"/>
+    <w:bookmarkStart w:id="35" w:name="refs"/>
+    <w:bookmarkStart w:id="32" w:name="ref-R-base"/>
     <w:p>
       <w:pPr>
         <w:pStyle w:val="Bibliography"/>
@@ -1460,12 +1460,12 @@
         <w:t xml:space="preserve">R: A Language and Environment for Statistical Computing</w:t>
       </w:r>
       <w:r>
-        <w:t xml:space="preserve">. Vienna, Austria: R Foundation for Statistical Computing.</w:t>
+        <w:t xml:space="preserve">. R Foundation for Statistical Computing.</w:t>
       </w:r>
       <w:r>
         <w:t xml:space="preserve"> </w:t>
       </w:r>
-      <w:hyperlink r:id="rId42">
+      <w:hyperlink r:id="rId31">
         <w:r>
           <w:rPr>
             <w:rStyle w:val="Hyperlink"/>
@@ -1477,8 +1477,8 @@
         <w:t xml:space="preserve">.</w:t>
       </w:r>
     </w:p>
-    <w:bookmarkEnd w:id="43"/>
-    <w:bookmarkStart w:id="45" w:name="ref-R-rpt"/>
+    <w:bookmarkEnd w:id="32"/>
+    <w:bookmarkStart w:id="34" w:name="ref-R-rpt"/>
     <w:p>
       <w:pPr>
         <w:pStyle w:val="Bibliography"/>
@@ -1502,7 +1502,7 @@
       <w:r>
         <w:t xml:space="preserve"> </w:t>
       </w:r>
-      <w:hyperlink r:id="rId44">
+      <w:hyperlink r:id="rId33">
         <w:r>
           <w:rPr>
             <w:rStyle w:val="Hyperlink"/>
@@ -1514,9 +1514,9 @@
         <w:t xml:space="preserve">.</w:t>
       </w:r>
     </w:p>
-    <w:bookmarkEnd w:id="45"/>
-    <w:bookmarkEnd w:id="46"/>
-    <w:bookmarkEnd w:id="47"/>
+    <w:bookmarkEnd w:id="34"/>
+    <w:bookmarkEnd w:id="35"/>
+    <w:bookmarkEnd w:id="36"/>
     <w:sectPr>
       <w:footnotePr>
         <w:numRestart w:val="eachSect"/>
@@ -1859,10 +1859,10 @@
   <w:docDefaults>
     <w:rPrDefault>
       <w:rPr>
-        <w:rFonts w:asciiTheme="minorHAnsi" w:cstheme="minorBidi" w:eastAsiaTheme="minorHAnsi" w:hAnsiTheme="minorHAnsi"/>
+        <w:rFonts w:asciiTheme="minorHAnsi" w:cstheme="minorBidi" w:eastAsiaTheme="minorEastAsia" w:hAnsiTheme="minorHAnsi"/>
         <w:sz w:val="24"/>
         <w:szCs w:val="24"/>
-        <w:lang w:bidi="ar-SA" w:eastAsia="en-US" w:val="en-US"/>
+        <w:lang w:bidi="ar-SA" w:eastAsia="zh-CN" w:val="en-US"/>
       </w:rPr>
     </w:rPrDefault>
     <w:pPrDefault>
@@ -2403,13 +2403,6 @@
       </w:tblCellMar>
     </w:tblPr>
     <w:tblStylePr w:type="firstRow">
-      <w:tblPr>
-        <w:jc w:val="left"/>
-        <w:tblInd w:type="dxa" w:w="0"/>
-      </w:tblPr>
-      <w:trPr>
-        <w:jc w:val="left"/>
-      </w:trPr>
       <w:tcPr>
         <w:tcBorders>
           <w:bottom w:val="single"/>
